--- a/submission/JPBI_publication_package/04_cover_letter.docx
+++ b/submission/JPBI_publication_package/04_cover_letter.docx
@@ -163,6 +163,18 @@
         <w:br/>
         <w:br/>
         <w:t>Carlos Victor Montefusco-Pereira</w:t>
+      </w:r>
+    </w:p>
+    <w:p>
+      <w:pPr/>
+      <w:r>
+        <w:t>Carlos Victor Montefusco-Pereira</w:t>
+        <w:br/>
+        <w:t>Affiliation 1: Independent Researcher in Data Science and AI for Pharmaceutical Industry</w:t>
+        <w:br/>
+        <w:t>Affiliation 2: Member of Brazil-Africa Group for Scientific Research and Writing (GPEC), Portuguese-Speaking African Countries (PALOPs)</w:t>
+        <w:br/>
+        <w:t>Corresponding information: Friedrich-Wilhelm 28, 12103 Berlin, Germany; cmontefusco@gmail.com</w:t>
       </w:r>
     </w:p>
     <w:sectPr>
